--- a/8. Greedy/53 Greedy - Gas Station Circuit.docx
+++ b/8. Greedy/53 Greedy - Gas Station Circuit.docx
@@ -69,28 +69,12 @@
     </w:p>
     <w:p>
       <w:r>
-        <w:t xml:space="preserve">    public int </w:t>
-      </w:r>
-      <w:proofErr w:type="spellStart"/>
-      <w:r>
-        <w:t>canCompleteCircuit</w:t>
-      </w:r>
-      <w:proofErr w:type="spellEnd"/>
-      <w:r>
-        <w:t>(int[] gas, int[] cost) {</w:t>
-      </w:r>
-    </w:p>
-    <w:p>
-      <w:r>
-        <w:t xml:space="preserve">        int n = </w:t>
-      </w:r>
-      <w:proofErr w:type="spellStart"/>
-      <w:r>
-        <w:t>gas.length</w:t>
-      </w:r>
-      <w:proofErr w:type="spellEnd"/>
-      <w:r>
-        <w:t>;</w:t>
+        <w:t>    public int canCompleteCircuit(int[] gas, int[] cost) {</w:t>
+      </w:r>
+    </w:p>
+    <w:p>
+      <w:r>
+        <w:t>        int n = gas.length;</w:t>
       </w:r>
     </w:p>
     <w:p>
@@ -105,86 +89,22 @@
     </w:p>
     <w:p>
       <w:r>
-        <w:t xml:space="preserve">            </w:t>
-      </w:r>
-      <w:proofErr w:type="spellStart"/>
-      <w:r>
-        <w:t>boolean</w:t>
-      </w:r>
-      <w:proofErr w:type="spellEnd"/>
-      <w:r>
-        <w:t xml:space="preserve"> success = true;</w:t>
-      </w:r>
-    </w:p>
-    <w:p>
-      <w:r>
-        <w:t xml:space="preserve">            for (int </w:t>
-      </w:r>
-      <w:proofErr w:type="spellStart"/>
-      <w:r>
-        <w:t>i</w:t>
-      </w:r>
-      <w:proofErr w:type="spellEnd"/>
-      <w:r>
-        <w:t xml:space="preserve"> = 0; </w:t>
-      </w:r>
-      <w:proofErr w:type="spellStart"/>
-      <w:r>
-        <w:t>i</w:t>
-      </w:r>
-      <w:proofErr w:type="spellEnd"/>
-      <w:r>
-        <w:t xml:space="preserve"> &lt; n; </w:t>
-      </w:r>
-      <w:proofErr w:type="spellStart"/>
-      <w:r>
-        <w:t>i</w:t>
-      </w:r>
-      <w:proofErr w:type="spellEnd"/>
-      <w:r>
-        <w:t>++) {</w:t>
-      </w:r>
-    </w:p>
-    <w:p>
-      <w:r>
-        <w:t xml:space="preserve">                int </w:t>
-      </w:r>
-      <w:proofErr w:type="spellStart"/>
-      <w:r>
-        <w:t>idx</w:t>
-      </w:r>
-      <w:proofErr w:type="spellEnd"/>
-      <w:r>
-        <w:t xml:space="preserve"> = (start + </w:t>
-      </w:r>
-      <w:proofErr w:type="spellStart"/>
-      <w:r>
-        <w:t>i</w:t>
-      </w:r>
-      <w:proofErr w:type="spellEnd"/>
-      <w:r>
-        <w:t>) % n; // circular index</w:t>
-      </w:r>
-    </w:p>
-    <w:p>
-      <w:r>
-        <w:t>                tank += gas[</w:t>
-      </w:r>
-      <w:proofErr w:type="spellStart"/>
-      <w:r>
-        <w:t>idx</w:t>
-      </w:r>
-      <w:proofErr w:type="spellEnd"/>
-      <w:r>
-        <w:t>] - cost[</w:t>
-      </w:r>
-      <w:proofErr w:type="spellStart"/>
-      <w:r>
-        <w:t>idx</w:t>
-      </w:r>
-      <w:proofErr w:type="spellEnd"/>
-      <w:r>
-        <w:t>];</w:t>
+        <w:t>            boolean success = true;</w:t>
+      </w:r>
+    </w:p>
+    <w:p>
+      <w:r>
+        <w:t>            for (int i = 0; i &lt; n; i++) {</w:t>
+      </w:r>
+    </w:p>
+    <w:p>
+      <w:r>
+        <w:t>                int idx = (start + i) % n; // circular index</w:t>
+      </w:r>
+    </w:p>
+    <w:p>
+      <w:r>
+        <w:t>                tank += gas[idx] - cost[idx];</w:t>
       </w:r>
     </w:p>
     <w:p>
@@ -276,39 +196,7 @@
           <w:b/>
           <w:bCs/>
         </w:rPr>
-        <w:t xml:space="preserve"> </w:t>
-      </w:r>
-      <w:proofErr w:type="spellStart"/>
-      <w:r>
-        <w:rPr>
-          <w:b/>
-          <w:bCs/>
-        </w:rPr>
-        <w:t>tc:o</w:t>
-      </w:r>
-      <w:proofErr w:type="spellEnd"/>
-      <w:r>
-        <w:rPr>
-          <w:b/>
-          <w:bCs/>
-        </w:rPr>
-        <w:t xml:space="preserve">(n) </w:t>
-      </w:r>
-      <w:proofErr w:type="spellStart"/>
-      <w:r>
-        <w:rPr>
-          <w:b/>
-          <w:bCs/>
-        </w:rPr>
-        <w:t>sc</w:t>
-      </w:r>
-      <w:proofErr w:type="spellEnd"/>
-      <w:r>
-        <w:rPr>
-          <w:b/>
-          <w:bCs/>
-        </w:rPr>
-        <w:t xml:space="preserve"> :o(1)</w:t>
+        <w:t xml:space="preserve"> tc:o(n) sc :o(1)</w:t>
       </w:r>
     </w:p>
     <w:p>
@@ -353,7 +241,7 @@
           <w:b/>
           <w:bCs/>
         </w:rPr>
-        <w:t>-&gt;</w:t>
+        <w:t>CODE:</w:t>
       </w:r>
     </w:p>
     <w:p>
@@ -363,15 +251,7 @@
     </w:p>
     <w:p>
       <w:r>
-        <w:t xml:space="preserve">    public int </w:t>
-      </w:r>
-      <w:proofErr w:type="spellStart"/>
-      <w:r>
-        <w:t>canCompleteCircuit</w:t>
-      </w:r>
-      <w:proofErr w:type="spellEnd"/>
-      <w:r>
-        <w:t>(int[] gas, int[] cost) {</w:t>
+        <w:t>    public int canCompleteCircuit(int[] gas, int[] cost) {</w:t>
       </w:r>
     </w:p>
     <w:p>
@@ -391,31 +271,7 @@
     </w:p>
     <w:p>
       <w:r>
-        <w:t xml:space="preserve">        for(int </w:t>
-      </w:r>
-      <w:proofErr w:type="spellStart"/>
-      <w:r>
-        <w:t>i</w:t>
-      </w:r>
-      <w:proofErr w:type="spellEnd"/>
-      <w:r>
-        <w:t xml:space="preserve"> = 0 ; </w:t>
-      </w:r>
-      <w:proofErr w:type="spellStart"/>
-      <w:r>
-        <w:t>i</w:t>
-      </w:r>
-      <w:proofErr w:type="spellEnd"/>
-      <w:r>
-        <w:t>&lt;</w:t>
-      </w:r>
-      <w:proofErr w:type="spellStart"/>
-      <w:r>
-        <w:t>gas.length;i</w:t>
-      </w:r>
-      <w:proofErr w:type="spellEnd"/>
-      <w:r>
-        <w:t>++)</w:t>
+        <w:t>        for(int i = 0 ; i&lt;gas.length;i++)</w:t>
       </w:r>
     </w:p>
     <w:p>
@@ -425,44 +281,12 @@
     </w:p>
     <w:p>
       <w:r>
-        <w:t>            total = total + gas[</w:t>
-      </w:r>
-      <w:proofErr w:type="spellStart"/>
-      <w:r>
-        <w:t>i</w:t>
-      </w:r>
-      <w:proofErr w:type="spellEnd"/>
-      <w:r>
-        <w:t>]-cost[</w:t>
-      </w:r>
-      <w:proofErr w:type="spellStart"/>
-      <w:r>
-        <w:t>i</w:t>
-      </w:r>
-      <w:proofErr w:type="spellEnd"/>
-      <w:r>
-        <w:t>];</w:t>
-      </w:r>
-    </w:p>
-    <w:p>
-      <w:r>
-        <w:t>            tank = tank + gas[</w:t>
-      </w:r>
-      <w:proofErr w:type="spellStart"/>
-      <w:r>
-        <w:t>i</w:t>
-      </w:r>
-      <w:proofErr w:type="spellEnd"/>
-      <w:r>
-        <w:t>]-cost[</w:t>
-      </w:r>
-      <w:proofErr w:type="spellStart"/>
-      <w:r>
-        <w:t>i</w:t>
-      </w:r>
-      <w:proofErr w:type="spellEnd"/>
-      <w:r>
-        <w:t>];</w:t>
+        <w:t>            total = total + gas[i]-cost[i];</w:t>
+      </w:r>
+    </w:p>
+    <w:p>
+      <w:r>
+        <w:t>            tank = tank + gas[i]-cost[i];</w:t>
       </w:r>
     </w:p>
     <w:p>
@@ -1127,6 +951,7 @@
   <w:style w:type="character" w:default="1" w:styleId="DefaultParagraphFont">
     <w:name w:val="Default Paragraph Font"/>
     <w:uiPriority w:val="1"/>
+    <w:semiHidden/>
     <w:unhideWhenUsed/>
   </w:style>
   <w:style w:type="table" w:default="1" w:styleId="TableNormal">
